--- a/seo-content/drenazh-uchastka/02-subservices/poverhnostnyy.docx
+++ b/seo-content/drenazh-uchastka/02-subservices/poverhnostnyy.docx
@@ -7,7 +7,7 @@
         <w:pStyle w:val="Heading1"/>
       </w:pPr>
       <w:r>
-        <w:t>????????????? ??????</w:t>
+        <w:t>Поверхностный дренаж</w:t>
       </w:r>
     </w:p>
     <w:p>
@@ -37,7 +37,7 @@
         <w:rPr>
           <w:b/>
         </w:rPr>
-        <w:t xml:space="preserve">??????: </w:t>
+        <w:t xml:space="preserve">Шаблон: </w:t>
       </w:r>
       <w:r>
         <w:t>newservicepost.php</w:t>
@@ -51,7 +51,7 @@
         <w:t xml:space="preserve">Intent: </w:t>
       </w:r>
       <w:r>
-        <w:t>????????????: ?????? ??? ???? + ???????????? ????????</w:t>
+        <w:t>Коммерческий: услуга под ключ</w:t>
       </w:r>
     </w:p>
     <w:p>
@@ -59,10 +59,10 @@
         <w:rPr>
           <w:b/>
         </w:rPr>
-        <w:t xml:space="preserve">???????? ???????: </w:t>
+        <w:t xml:space="preserve">Основной кластер: </w:t>
       </w:r>
       <w:r>
-        <w:t>????????????? ?????? ?? ???????</w:t>
+        <w:t>поверхностный дренаж</w:t>
       </w:r>
     </w:p>
     <w:p>
@@ -70,7 +70,7 @@
         <w:pStyle w:val="Heading2"/>
       </w:pPr>
       <w:r>
-        <w:t>SEO-????</w:t>
+        <w:t>SEO-мета</w:t>
       </w:r>
     </w:p>
     <w:p>
@@ -81,7 +81,7 @@
         <w:t xml:space="preserve">Title: </w:t>
       </w:r>
       <w:r>
-        <w:t>????????????? ?????? ??????? ??? ???? ? ????????? ? ??????????? ???????</w:t>
+        <w:t>Поверхностный дренаж в Ярославле и Ярославской области</w:t>
       </w:r>
     </w:p>
     <w:p>
@@ -92,7 +92,7 @@
         <w:t xml:space="preserve">H1: </w:t>
       </w:r>
       <w:r>
-        <w:t>????????????? ?????? ??????? ??? ????</w:t>
+        <w:t>Поверхностный дренаж под ключ</w:t>
       </w:r>
     </w:p>
     <w:p>
@@ -103,7 +103,7 @@
         <w:t xml:space="preserve">Description: </w:t>
       </w:r>
       <w:r>
-        <w:t>????????????? ?????? ??????? ??? ????. ????? ?? ???????, ?????? ?????, ?????? ??? ???? ? ????????. ???????? ?? ????????? ? ???????.</w:t>
+        <w:t>Поверхностный дренаж. Выезд на участок, расчет сметы, монтаж под ключ и гарантия.</w:t>
       </w:r>
     </w:p>
     <w:p>
@@ -111,7 +111,7 @@
         <w:pStyle w:val="Heading2"/>
       </w:pPr>
       <w:r>
-        <w:t>????????? ??????? (3-6)</w:t>
+        <w:t>Вторичные запросы (3-6)</w:t>
       </w:r>
     </w:p>
     <w:p>
@@ -119,7 +119,7 @@
         <w:pStyle w:val="ListBullet"/>
       </w:pPr>
       <w:r>
-        <w:t>?????? ??????? ????</w:t>
+        <w:t>дренаж участка цена</w:t>
       </w:r>
     </w:p>
     <w:p>
@@ -127,7 +127,7 @@
         <w:pStyle w:val="ListBullet"/>
       </w:pPr>
       <w:r>
-        <w:t>?????? ??????? ??? ????</w:t>
+        <w:t>дренаж участка под ключ</w:t>
       </w:r>
     </w:p>
     <w:p>
@@ -135,7 +135,7 @@
         <w:pStyle w:val="ListBullet"/>
       </w:pPr>
       <w:r>
-        <w:t>?????? ??????? ?? ???????</w:t>
+        <w:t>монтаж дренажа на участке</w:t>
       </w:r>
     </w:p>
     <w:p>
@@ -143,7 +143,7 @@
         <w:pStyle w:val="ListBullet"/>
       </w:pPr>
       <w:r>
-        <w:t>????????? ??????? ???????</w:t>
+        <w:t>стоимость дренажа участка</w:t>
       </w:r>
     </w:p>
     <w:p>
@@ -151,7 +151,7 @@
         <w:pStyle w:val="Heading2"/>
       </w:pPr>
       <w:r>
-        <w:t>????? ??? newservicepost (ns87_*)</w:t>
+        <w:t>Блоки под newservicepost (ns87_*)</w:t>
       </w:r>
     </w:p>
     <w:p>
@@ -162,7 +162,7 @@
         <w:t xml:space="preserve">ns87_hero_title: </w:t>
       </w:r>
       <w:r>
-        <w:t>????????????? ?????? ??????? ??? ????</w:t>
+        <w:t>Поверхностный дренаж под ключ</w:t>
       </w:r>
     </w:p>
     <w:p>
@@ -173,51 +173,7 @@
         <w:t xml:space="preserve">ns87_hero_subtitle: </w:t>
       </w:r>
       <w:r>
-        <w:t>??????????? ??????? ??? ?????? ??????? ? ????????? ? ????????? ?? ????????.</w:t>
-      </w:r>
-    </w:p>
-    <w:p>
-      <w:r>
-        <w:rPr>
-          <w:b/>
-        </w:rPr>
-        <w:t xml:space="preserve">ns87_hero_btn_primary_text: </w:t>
-      </w:r>
-      <w:r>
-        <w:t>?????????? ?????????</w:t>
-      </w:r>
-    </w:p>
-    <w:p>
-      <w:r>
-        <w:rPr>
-          <w:b/>
-        </w:rPr>
-        <w:t xml:space="preserve">ns87_hero_btn_primary_url: </w:t>
-      </w:r>
-      <w:r>
-        <w:t>#calc</w:t>
-      </w:r>
-    </w:p>
-    <w:p>
-      <w:r>
-        <w:rPr>
-          <w:b/>
-        </w:rPr>
-        <w:t xml:space="preserve">ns87_hero_btn_secondary_text: </w:t>
-      </w:r>
-      <w:r>
-        <w:t>?????????? ????????????</w:t>
-      </w:r>
-    </w:p>
-    <w:p>
-      <w:r>
-        <w:rPr>
-          <w:b/>
-        </w:rPr>
-        <w:t xml:space="preserve">ns87_hero_btn_secondary_url: </w:t>
-      </w:r>
-      <w:r>
-        <w:t>#popup</w:t>
+        <w:t>Подбираем схему под задачу участка и монтируем с гарантией.</w:t>
       </w:r>
     </w:p>
     <w:p>
@@ -228,29 +184,7 @@
         <w:t xml:space="preserve">ns87_problem_title: </w:t>
       </w:r>
       <w:r>
-        <w:t>? ?????? ?????????? ?????? ????????</w:t>
-      </w:r>
-    </w:p>
-    <w:p>
-      <w:r>
-        <w:rPr>
-          <w:b/>
-        </w:rPr>
-        <w:t xml:space="preserve">ns87_problem_text: </w:t>
-      </w:r>
-      <w:r>
-        <w:t>????? ? ?????? ?????? ??????? ???????? ? ????? ???? ? ???????????.</w:t>
-      </w:r>
-    </w:p>
-    <w:p>
-      <w:r>
-        <w:rPr>
-          <w:b/>
-        </w:rPr>
-        <w:t xml:space="preserve">ns87_problem_items: </w:t>
-      </w:r>
-      <w:r>
-        <w:t>???? ????? ?????; ????? ??????; ?????????????? ??????</w:t>
+        <w:t>Типовые проблемы участка</w:t>
       </w:r>
     </w:p>
     <w:p>
@@ -261,29 +195,7 @@
         <w:t xml:space="preserve">ns87_solution_title: </w:t>
       </w:r>
       <w:r>
-        <w:t>??? ?????? ??????</w:t>
-      </w:r>
-    </w:p>
-    <w:p>
-      <w:r>
-        <w:rPr>
-          <w:b/>
-        </w:rPr>
-        <w:t xml:space="preserve">ns87_solution_text: </w:t>
-      </w:r>
-      <w:r>
-        <w:t>????????? ????? ???????, ???????????? ??????? ? ?????, ????????? ?????? ? ???????? ?????????????????.</w:t>
-      </w:r>
-    </w:p>
-    <w:p>
-      <w:r>
-        <w:rPr>
-          <w:b/>
-        </w:rPr>
-        <w:t xml:space="preserve">ns87_solution_points: </w:t>
-      </w:r>
-      <w:r>
-        <w:t>?????? ???????; ??????? ?????; ?????? ??? ????; ????????</w:t>
+        <w:t>Как решаем задачу</w:t>
       </w:r>
     </w:p>
     <w:p>
@@ -294,51 +206,7 @@
         <w:t xml:space="preserve">ns87_prices_title: </w:t>
       </w:r>
       <w:r>
-        <w:t>????????? ?????</w:t>
-      </w:r>
-    </w:p>
-    <w:p>
-      <w:r>
-        <w:rPr>
-          <w:b/>
-        </w:rPr>
-        <w:t xml:space="preserve">ns87_price_rows: </w:t>
-      </w:r>
-      <w:r>
-        <w:t>??????? ?????? ?? 2800 ?/?; ??????????? ?????? ?? 4500 ?/?; ??????? ?? 25000 ?</w:t>
-      </w:r>
-    </w:p>
-    <w:p>
-      <w:r>
-        <w:rPr>
-          <w:b/>
-        </w:rPr>
-        <w:t xml:space="preserve">ns87_estimate_title: </w:t>
-      </w:r>
-      <w:r>
-        <w:t>?????? ?????</w:t>
-      </w:r>
-    </w:p>
-    <w:p>
-      <w:r>
-        <w:rPr>
-          <w:b/>
-        </w:rPr>
-        <w:t xml:space="preserve">ns87_estimate_items: </w:t>
-      </w:r>
-      <w:r>
-        <w:t>?????????; ???????? ??????; ??????; ???? ? ????????</w:t>
-      </w:r>
-    </w:p>
-    <w:p>
-      <w:r>
-        <w:rPr>
-          <w:b/>
-        </w:rPr>
-        <w:t xml:space="preserve">ns87_estimate_total: </w:t>
-      </w:r>
-      <w:r>
-        <w:t>?????: ?????????????? ????? ???????</w:t>
+        <w:t>Стоимость работ</w:t>
       </w:r>
     </w:p>
     <w:p>
@@ -349,18 +217,7 @@
         <w:t xml:space="preserve">ns87_faq_title: </w:t>
       </w:r>
       <w:r>
-        <w:t>??????? ?? ??????</w:t>
-      </w:r>
-    </w:p>
-    <w:p>
-      <w:r>
-        <w:rPr>
-          <w:b/>
-        </w:rPr>
-        <w:t xml:space="preserve">ns87_faq_items: </w:t>
-      </w:r>
-      <w:r>
-        <w:t>?????; ????????; ??? ?????? ? ????</w:t>
+        <w:t>Вопросы по услуге</w:t>
       </w:r>
     </w:p>
     <w:p>
@@ -368,7 +225,7 @@
         <w:pStyle w:val="Heading2"/>
       </w:pPr>
       <w:r>
-        <w:t>???????????? (???????? ? ?????/FAQ)</w:t>
+        <w:t>Перелинковка</w:t>
       </w:r>
     </w:p>
     <w:p>
@@ -416,10 +273,10 @@
         <w:rPr>
           <w:b/>
         </w:rPr>
-        <w:t xml:space="preserve">???????? CTA: </w:t>
+        <w:t xml:space="preserve">Основной CTA: </w:t>
       </w:r>
       <w:r>
-        <w:t>???????? ??????, ????? ???????? ?????? ? ??????? ??????? ?????? ??? ??? ???????.</w:t>
+        <w:t>Оставьте заявку, чтобы получить расчет и рабочее решение под ваш участок.</w:t>
       </w:r>
     </w:p>
     <w:sectPr>

--- a/seo-content/drenazh-uchastka/02-subservices/poverhnostnyy.docx
+++ b/seo-content/drenazh-uchastka/02-subservices/poverhnostnyy.docx
@@ -7,7 +7,7 @@
         <w:pStyle w:val="Heading1"/>
       </w:pPr>
       <w:r>
-        <w:t>Поверхностный дренаж</w:t>
+        <w:t>Поверхностный дренаж участка</w:t>
       </w:r>
     </w:p>
     <w:p>
@@ -48,21 +48,10 @@
         <w:rPr>
           <w:b/>
         </w:rPr>
-        <w:t xml:space="preserve">Intent: </w:t>
+        <w:t xml:space="preserve">Интент: </w:t>
       </w:r>
       <w:r>
-        <w:t>Коммерческий: услуга под ключ</w:t>
-      </w:r>
-    </w:p>
-    <w:p>
-      <w:r>
-        <w:rPr>
-          <w:b/>
-        </w:rPr>
-        <w:t xml:space="preserve">Основной кластер: </w:t>
-      </w:r>
-      <w:r>
-        <w:t>поверхностный дренаж</w:t>
+        <w:t>Коммерческий запрос на поверхностный дренаж</w:t>
       </w:r>
     </w:p>
     <w:p>
@@ -81,7 +70,7 @@
         <w:t xml:space="preserve">Title: </w:t>
       </w:r>
       <w:r>
-        <w:t>Поверхностный дренаж в Ярославле и Ярославской области</w:t>
+        <w:t>Поверхностный дренаж участка под ключ в Ярославской области</w:t>
       </w:r>
     </w:p>
     <w:p>
@@ -92,7 +81,7 @@
         <w:t xml:space="preserve">H1: </w:t>
       </w:r>
       <w:r>
-        <w:t>Поверхностный дренаж под ключ</w:t>
+        <w:t>Поверхностный дренаж участка под ключ</w:t>
       </w:r>
     </w:p>
     <w:p>
@@ -103,7 +92,7 @@
         <w:t xml:space="preserve">Description: </w:t>
       </w:r>
       <w:r>
-        <w:t>Поверхностный дренаж. Выезд на участок, расчет сметы, монтаж под ключ и гарантия.</w:t>
+        <w:t>Поверхностный дренаж участка для быстрого отвода дождевой и талой воды. Проектирование, монтаж и расчет стоимости по Ярославлю и области.</w:t>
       </w:r>
     </w:p>
     <w:p>
@@ -111,7 +100,7 @@
         <w:pStyle w:val="Heading2"/>
       </w:pPr>
       <w:r>
-        <w:t>Вторичные запросы (3-6)</w:t>
+        <w:t>Кластер запросов</w:t>
       </w:r>
     </w:p>
     <w:p>
@@ -119,7 +108,7 @@
         <w:pStyle w:val="ListBullet"/>
       </w:pPr>
       <w:r>
-        <w:t>дренаж участка цена</w:t>
+        <w:t>поверхностный дренаж на участке</w:t>
       </w:r>
     </w:p>
     <w:p>
@@ -127,23 +116,7 @@
         <w:pStyle w:val="ListBullet"/>
       </w:pPr>
       <w:r>
-        <w:t>дренаж участка под ключ</w:t>
-      </w:r>
-    </w:p>
-    <w:p>
-      <w:pPr>
-        <w:pStyle w:val="ListBullet"/>
-      </w:pPr>
-      <w:r>
-        <w:t>монтаж дренажа на участке</w:t>
-      </w:r>
-    </w:p>
-    <w:p>
-      <w:pPr>
-        <w:pStyle w:val="ListBullet"/>
-      </w:pPr>
-      <w:r>
-        <w:t>стоимость дренажа участка</w:t>
+        <w:t>поверхностный дренаж участка на глинистых почвах</w:t>
       </w:r>
     </w:p>
     <w:p>
@@ -151,7 +124,7 @@
         <w:pStyle w:val="Heading2"/>
       </w:pPr>
       <w:r>
-        <w:t>Блоки под newservicepost (ns87_*)</w:t>
+        <w:t>Hero</w:t>
       </w:r>
     </w:p>
     <w:p>
@@ -162,7 +135,7 @@
         <w:t xml:space="preserve">ns87_hero_title: </w:t>
       </w:r>
       <w:r>
-        <w:t>Поверхностный дренаж под ключ</w:t>
+        <w:t>Поверхностный дренаж участка под ключ</w:t>
       </w:r>
     </w:p>
     <w:p>
@@ -173,7 +146,37 @@
         <w:t xml:space="preserve">ns87_hero_subtitle: </w:t>
       </w:r>
       <w:r>
-        <w:t>Подбираем схему под задачу участка и монтируем с гарантией.</w:t>
+        <w:t>Подходит для участков, где основная проблема связана с дождевой и талой водой, лужами на поверхности и неправильным сбором стока с дорожек, площадок и отмостки.</w:t>
+      </w:r>
+    </w:p>
+    <w:p>
+      <w:r>
+        <w:rPr>
+          <w:b/>
+        </w:rPr>
+        <w:t xml:space="preserve">ns87_hero_btn_primary_text: </w:t>
+      </w:r>
+      <w:r>
+        <w:t>Рассчитать стоимость</w:t>
+      </w:r>
+    </w:p>
+    <w:p>
+      <w:r>
+        <w:rPr>
+          <w:b/>
+        </w:rPr>
+        <w:t xml:space="preserve">ns87_hero_btn_secondary_text: </w:t>
+      </w:r>
+      <w:r>
+        <w:t>Получить консультацию</w:t>
+      </w:r>
+    </w:p>
+    <w:p>
+      <w:pPr>
+        <w:pStyle w:val="Heading2"/>
+      </w:pPr>
+      <w:r>
+        <w:t>Проблема</w:t>
       </w:r>
     </w:p>
     <w:p>
@@ -184,7 +187,50 @@
         <w:t xml:space="preserve">ns87_problem_title: </w:t>
       </w:r>
       <w:r>
-        <w:t>Типовые проблемы участка</w:t>
+        <w:t>Когда поверхностный дренаж действительно нужен</w:t>
+      </w:r>
+    </w:p>
+    <w:p>
+      <w:r>
+        <w:rPr>
+          <w:b/>
+        </w:rPr>
+        <w:t xml:space="preserve">ns87_problem_text: </w:t>
+      </w:r>
+      <w:r>
+        <w:t>Если вода появляется в основном после осадков, а затем скапливается в низких точках, растекается по дорожкам, зонам мощения и газону, обычно проблему решает поверхностный дренаж. Он быстро собирает воду с поверхности и не дает ей разрушать благоустройство.</w:t>
+      </w:r>
+    </w:p>
+    <w:p>
+      <w:pPr>
+        <w:pStyle w:val="ListBullet"/>
+      </w:pPr>
+      <w:r>
+        <w:t>После ливня участок покрывается лужами, но подземного подтопления нет.</w:t>
+      </w:r>
+    </w:p>
+    <w:p>
+      <w:pPr>
+        <w:pStyle w:val="ListBullet"/>
+      </w:pPr>
+      <w:r>
+        <w:t>Вода с крыши, дорожек и площадок уходит хаотично и скапливается в неудобных местах.</w:t>
+      </w:r>
+    </w:p>
+    <w:p>
+      <w:pPr>
+        <w:pStyle w:val="ListBullet"/>
+      </w:pPr>
+      <w:r>
+        <w:t>Нужно защитить мощение, газон, въездную зону и проходы от постоянного переувлажнения.</w:t>
+      </w:r>
+    </w:p>
+    <w:p>
+      <w:pPr>
+        <w:pStyle w:val="Heading2"/>
+      </w:pPr>
+      <w:r>
+        <w:t>Решение</w:t>
       </w:r>
     </w:p>
     <w:p>
@@ -195,7 +241,58 @@
         <w:t xml:space="preserve">ns87_solution_title: </w:t>
       </w:r>
       <w:r>
-        <w:t>Как решаем задачу</w:t>
+        <w:t>Как работает поверхностный водоотвод</w:t>
+      </w:r>
+    </w:p>
+    <w:p>
+      <w:r>
+        <w:rPr>
+          <w:b/>
+        </w:rPr>
+        <w:t xml:space="preserve">ns87_solution_text: </w:t>
+      </w:r>
+      <w:r>
+        <w:t>Мы проектируем логику движения воды по поверхности: где поставить лотки, дождеприемники, сборные точки и как увести поток в безопасное место. На таких объектах особенно важно совместить практичность и аккуратный внешний вид, чтобы система не мешала дальнейшему благоустройству.</w:t>
+      </w:r>
+    </w:p>
+    <w:p>
+      <w:pPr>
+        <w:pStyle w:val="ListBullet"/>
+      </w:pPr>
+      <w:r>
+        <w:t>Определяем, какие зоны собирают максимум воды и нуждаются в локальном приеме стока.</w:t>
+      </w:r>
+    </w:p>
+    <w:p>
+      <w:pPr>
+        <w:pStyle w:val="ListBullet"/>
+      </w:pPr>
+      <w:r>
+        <w:t>Подбираем формат системы под мощение, отмостку, парковку, дорожки и газон.</w:t>
+      </w:r>
+    </w:p>
+    <w:p>
+      <w:pPr>
+        <w:pStyle w:val="ListBullet"/>
+      </w:pPr>
+      <w:r>
+        <w:t>Учитываем общий рельеф, чтобы вода не возвращалась на участок после сбора.</w:t>
+      </w:r>
+    </w:p>
+    <w:p>
+      <w:pPr>
+        <w:pStyle w:val="ListBullet"/>
+      </w:pPr>
+      <w:r>
+        <w:t>При необходимости дополняем поверхностный водоотвод глубинной частью там, где этого требует грунт.</w:t>
+      </w:r>
+    </w:p>
+    <w:p>
+      <w:pPr>
+        <w:pStyle w:val="Heading2"/>
+      </w:pPr>
+      <w:r>
+        <w:t>Цены</w:t>
       </w:r>
     </w:p>
     <w:p>
@@ -206,7 +303,76 @@
         <w:t xml:space="preserve">ns87_prices_title: </w:t>
       </w:r>
       <w:r>
-        <w:t>Стоимость работ</w:t>
+        <w:t>Стоимость поверхностного дренажа</w:t>
+      </w:r>
+    </w:p>
+    <w:p>
+      <w:r>
+        <w:t>Линейный водоотвод — от 2 800 ₽ за погонный метр</w:t>
+      </w:r>
+    </w:p>
+    <w:p>
+      <w:r>
+        <w:t>Дождеприемники и локальные точки сбора — по составу системы</w:t>
+      </w:r>
+    </w:p>
+    <w:p>
+      <w:r>
+        <w:t>Комплексное решение с подключением к общей схеме участка — рассчитывается индивидуально</w:t>
+      </w:r>
+    </w:p>
+    <w:p>
+      <w:r>
+        <w:rPr>
+          <w:b/>
+        </w:rPr>
+        <w:t xml:space="preserve">ns87_estimate_title: </w:t>
+      </w:r>
+      <w:r>
+        <w:t>Что учитывается в расчете</w:t>
+      </w:r>
+    </w:p>
+    <w:p>
+      <w:pPr>
+        <w:pStyle w:val="ListBullet"/>
+      </w:pPr>
+      <w:r>
+        <w:t>Длина лотков и количество приемных точек.</w:t>
+      </w:r>
+    </w:p>
+    <w:p>
+      <w:pPr>
+        <w:pStyle w:val="ListBullet"/>
+      </w:pPr>
+      <w:r>
+        <w:t>Площадь мощения, отмостки и других зон сбора стока.</w:t>
+      </w:r>
+    </w:p>
+    <w:p>
+      <w:pPr>
+        <w:pStyle w:val="ListBullet"/>
+      </w:pPr>
+      <w:r>
+        <w:t>Наличие существующей ливневой системы или потребность в новой точке отвода.</w:t>
+      </w:r>
+    </w:p>
+    <w:p>
+      <w:r>
+        <w:rPr>
+          <w:b/>
+        </w:rPr>
+        <w:t xml:space="preserve">ns87_estimate_total: </w:t>
+      </w:r>
+      <w:r>
+        <w:t>Итоговая стоимость зависит от конфигурации участка и количества элементов</w:t>
+      </w:r>
+    </w:p>
+    <w:p>
+      <w:pPr>
+        <w:pStyle w:val="Heading2"/>
+      </w:pPr>
+      <w:r>
+        <w:t>FAQ</w:t>
       </w:r>
     </w:p>
     <w:p>
@@ -217,7 +383,46 @@
         <w:t xml:space="preserve">ns87_faq_title: </w:t>
       </w:r>
       <w:r>
-        <w:t>Вопросы по услуге</w:t>
+        <w:t>FAQ по поверхностному дренажу</w:t>
+      </w:r>
+    </w:p>
+    <w:p>
+      <w:pPr>
+        <w:pStyle w:val="ListBullet"/>
+      </w:pPr>
+      <w:r>
+        <w:t>Можно ли сделать только поверхностный дренаж и не копать глубоко?</w:t>
+      </w:r>
+    </w:p>
+    <w:p>
+      <w:r>
+        <w:t>Если проблема действительно только в дождевой и талой воде, да. Но если участок страдает еще и от грунтовой влаги, одного поверхностного решения будет недостаточно.</w:t>
+      </w:r>
+    </w:p>
+    <w:p>
+      <w:pPr>
+        <w:pStyle w:val="ListBullet"/>
+      </w:pPr>
+      <w:r>
+        <w:t>Подходит ли поверхностный дренаж для глинистой почвы?</w:t>
+      </w:r>
+    </w:p>
+    <w:p>
+      <w:r>
+        <w:t>Да, он часто полезен на глине, потому что такая почва медленно принимает воду. Но в ряде случаев его нужно сочетать с более глубокой системой, чтобы убрать и верхнюю, и внутреннюю влагу.</w:t>
+      </w:r>
+    </w:p>
+    <w:p>
+      <w:pPr>
+        <w:pStyle w:val="ListBullet"/>
+      </w:pPr>
+      <w:r>
+        <w:t>Можно ли встроить лотки аккуратно, чтобы не портить внешний вид?</w:t>
+      </w:r>
+    </w:p>
+    <w:p>
+      <w:r>
+        <w:t>Да. Мы подбираем решение под покрытие и зоны участка так, чтобы система оставалась обслуживаемой, но при этом не выглядела чужеродно на готовом благоустройстве.</w:t>
       </w:r>
     </w:p>
     <w:p>
@@ -225,7 +430,7 @@
         <w:pStyle w:val="Heading2"/>
       </w:pPr>
       <w:r>
-        <w:t>Перелинковка</w:t>
+        <w:t>Связанные блоки</w:t>
       </w:r>
     </w:p>
     <w:p>
@@ -257,26 +462,12 @@
         <w:pStyle w:val="ListBullet"/>
       </w:pPr>
       <w:r>
-        <w:t>/drenazh-uchastka/poverhnostnyy/</w:t>
-      </w:r>
-    </w:p>
-    <w:p>
-      <w:pPr>
-        <w:pStyle w:val="Heading2"/>
-      </w:pPr>
-      <w:r>
-        <w:t>CTA</w:t>
+        <w:t>/drenazh-uchastka/glinistaya-pochva/</w:t>
       </w:r>
     </w:p>
     <w:p>
       <w:r>
-        <w:rPr>
-          <w:b/>
-        </w:rPr>
-        <w:t xml:space="preserve">Основной CTA: </w:t>
-      </w:r>
-      <w:r>
-        <w:t>Оставьте заявку, чтобы получить расчет и рабочее решение под ваш участок.</w:t>
+        <w:t>Для блока кейсов `selected_real_projects` выбирайте работы, максимально близкие к интенту страницы. Для блока `selected_other_drainage` подберите 3 соседние услуги из кластера дренажа.</w:t>
       </w:r>
     </w:p>
     <w:sectPr>

--- a/seo-content/drenazh-uchastka/02-subservices/poverhnostnyy.docx
+++ b/seo-content/drenazh-uchastka/02-subservices/poverhnostnyy.docx
@@ -446,7 +446,7 @@
         <w:pStyle w:val="ListBullet"/>
       </w:pPr>
       <w:r>
-        <w:t>/drenazh-uchastka/cena/</w:t>
+        <w:t>/cena-drenazha-uchastka/</w:t>
       </w:r>
     </w:p>
     <w:p>
